--- a/downloads/teacher/04 Units/Unit 03 - Human Development and Relationships - Growing Up, Getting Along/Lesson 03.10 - Listening and I-Messages.docx
+++ b/downloads/teacher/04 Units/Unit 03 - Human Development and Relationships - Growing Up, Getting Along/Lesson 03.10 - Listening and I-Messages.docx
@@ -266,17 +266,29 @@
       <w:r>
         <w:t xml:space="preserve">By the end of this lesson, students will be able to:</w:t>
       </w:r>
-      <w:r>
-        <w:t xml:space="preserve"> </w:t>
-      </w:r>
-      <w:r>
-        <w:t xml:space="preserve">1. (Low) Given the four parts of active listening (eyes, body, restate, ask), list all four and describe what each one looks like in a real conversation.</w:t>
-      </w:r>
-      <w:r>
-        <w:t xml:space="preserve"> </w:t>
-      </w:r>
-      <w:r>
-        <w:t xml:space="preserve">2. (Mid) Given a blaming</w:t>
+    </w:p>
+    <w:p>
+      <w:pPr>
+        <w:numPr>
+          <w:ilvl w:val="0"/>
+          <w:numId w:val="1002"/>
+        </w:numPr>
+        <w:pStyle w:val="Compact"/>
+      </w:pPr>
+      <w:r>
+        <w:t xml:space="preserve">(Low) Given the four parts of active listening (eyes, body, restate, ask), list all four and describe what each one looks like in a real conversation.</w:t>
+      </w:r>
+    </w:p>
+    <w:p>
+      <w:pPr>
+        <w:numPr>
+          <w:ilvl w:val="0"/>
+          <w:numId w:val="1002"/>
+        </w:numPr>
+        <w:pStyle w:val="Compact"/>
+      </w:pPr>
+      <w:r>
+        <w:t xml:space="preserve">(Mid) Given a blaming</w:t>
       </w:r>
       <w:r>
         <w:t xml:space="preserve"> </w:t>
@@ -296,11 +308,17 @@
       <w:r>
         <w:t xml:space="preserve">statement, rewrite it as an I-message using the frame (I feel … when … because … I need …).</w:t>
       </w:r>
-      <w:r>
-        <w:t xml:space="preserve"> </w:t>
-      </w:r>
-      <w:r>
-        <w:t xml:space="preserve">3. (High) In a two-minute partner exchange, deliver an I-message and respond to a partner’s I-message using all four active listening moves, then judge from a partner’s checklist which move was weakest and state one fix.</w:t>
+    </w:p>
+    <w:p>
+      <w:pPr>
+        <w:numPr>
+          <w:ilvl w:val="0"/>
+          <w:numId w:val="1002"/>
+        </w:numPr>
+        <w:pStyle w:val="Compact"/>
+      </w:pPr>
+      <w:r>
+        <w:t xml:space="preserve">(High) In a two-minute partner exchange, deliver an I-message and respond to a partner’s I-message using all four active listening moves, then judge from a partner’s checklist which move was weakest and state one fix.</w:t>
       </w:r>
     </w:p>
     <w:p>
@@ -350,7 +368,7 @@
       <w:pPr>
         <w:numPr>
           <w:ilvl w:val="0"/>
-          <w:numId w:val="1002"/>
+          <w:numId w:val="1003"/>
         </w:numPr>
         <w:pStyle w:val="Compact"/>
       </w:pPr>
@@ -377,7 +395,7 @@
       <w:pPr>
         <w:numPr>
           <w:ilvl w:val="0"/>
-          <w:numId w:val="1002"/>
+          <w:numId w:val="1003"/>
         </w:numPr>
         <w:pStyle w:val="Compact"/>
       </w:pPr>
@@ -398,7 +416,7 @@
       <w:pPr>
         <w:numPr>
           <w:ilvl w:val="0"/>
-          <w:numId w:val="1002"/>
+          <w:numId w:val="1003"/>
         </w:numPr>
         <w:pStyle w:val="Compact"/>
       </w:pPr>
@@ -410,7 +428,7 @@
       <w:pPr>
         <w:numPr>
           <w:ilvl w:val="0"/>
-          <w:numId w:val="1002"/>
+          <w:numId w:val="1003"/>
         </w:numPr>
         <w:pStyle w:val="Compact"/>
       </w:pPr>
@@ -422,7 +440,7 @@
       <w:pPr>
         <w:numPr>
           <w:ilvl w:val="0"/>
-          <w:numId w:val="1002"/>
+          <w:numId w:val="1003"/>
         </w:numPr>
         <w:pStyle w:val="Compact"/>
       </w:pPr>
@@ -1014,17 +1032,29 @@
       <w:r>
         <w:t xml:space="preserve">Monitor understanding:</w:t>
       </w:r>
-      <w:r>
-        <w:t xml:space="preserve"> </w:t>
-      </w:r>
-      <w:r>
-        <w:t xml:space="preserve">- What are the four listening moves? Which one is the hardest to fake?</w:t>
-      </w:r>
-      <w:r>
-        <w:t xml:space="preserve"> </w:t>
-      </w:r>
-      <w:r>
-        <w:t xml:space="preserve">- Is</w:t>
+    </w:p>
+    <w:p>
+      <w:pPr>
+        <w:numPr>
+          <w:ilvl w:val="0"/>
+          <w:numId w:val="1004"/>
+        </w:numPr>
+        <w:pStyle w:val="Compact"/>
+      </w:pPr>
+      <w:r>
+        <w:t xml:space="preserve">What are the four listening moves? Which one is the hardest to fake?</w:t>
+      </w:r>
+    </w:p>
+    <w:p>
+      <w:pPr>
+        <w:numPr>
+          <w:ilvl w:val="0"/>
+          <w:numId w:val="1004"/>
+        </w:numPr>
+        <w:pStyle w:val="Compact"/>
+      </w:pPr>
+      <w:r>
+        <w:t xml:space="preserve">Is</w:t>
       </w:r>
       <w:r>
         <w:t xml:space="preserve"> </w:t>
@@ -1044,11 +1074,17 @@
       <w:r>
         <w:t xml:space="preserve">an I-message? Why not?</w:t>
       </w:r>
-      <w:r>
-        <w:t xml:space="preserve"> </w:t>
-      </w:r>
-      <w:r>
-        <w:t xml:space="preserve">- What is the</w:t>
+    </w:p>
+    <w:p>
+      <w:pPr>
+        <w:numPr>
+          <w:ilvl w:val="0"/>
+          <w:numId w:val="1004"/>
+        </w:numPr>
+        <w:pStyle w:val="Compact"/>
+      </w:pPr>
+      <w:r>
+        <w:t xml:space="preserve">What is the</w:t>
       </w:r>
       <w:r>
         <w:t xml:space="preserve"> </w:t>
@@ -1071,22 +1107,34 @@
     </w:p>
     <w:p>
       <w:pPr>
-        <w:pStyle w:val="BodyText"/>
+        <w:pStyle w:val="FirstParagraph"/>
       </w:pPr>
       <w:r>
         <w:t xml:space="preserve">Deepen learning:</w:t>
       </w:r>
-      <w:r>
-        <w:t xml:space="preserve"> </w:t>
-      </w:r>
-      <w:r>
-        <w:t xml:space="preserve">- In Draw/See/Hear, the drawer could not ask questions for 45 seconds. When in real life are you not allowed to ask questions? How does that feel?</w:t>
-      </w:r>
-      <w:r>
-        <w:t xml:space="preserve"> </w:t>
-      </w:r>
-      <w:r>
-        <w:t xml:space="preserve">- Why do people argue back when they hear</w:t>
+    </w:p>
+    <w:p>
+      <w:pPr>
+        <w:numPr>
+          <w:ilvl w:val="0"/>
+          <w:numId w:val="1005"/>
+        </w:numPr>
+        <w:pStyle w:val="Compact"/>
+      </w:pPr>
+      <w:r>
+        <w:t xml:space="preserve">In Draw/See/Hear, the drawer could not ask questions for 45 seconds. When in real life are you not allowed to ask questions? How does that feel?</w:t>
+      </w:r>
+    </w:p>
+    <w:p>
+      <w:pPr>
+        <w:numPr>
+          <w:ilvl w:val="0"/>
+          <w:numId w:val="1005"/>
+        </w:numPr>
+        <w:pStyle w:val="Compact"/>
+      </w:pPr>
+      <w:r>
+        <w:t xml:space="preserve">Why do people argue back when they hear</w:t>
       </w:r>
       <w:r>
         <w:t xml:space="preserve"> </w:t>
@@ -1103,11 +1151,17 @@
       <w:r>
         <w:t xml:space="preserve">? What happens in your body when someone says that to you?</w:t>
       </w:r>
-      <w:r>
-        <w:t xml:space="preserve"> </w:t>
-      </w:r>
-      <w:r>
-        <w:t xml:space="preserve">- If you say a perfect I-message and the other person still yells, was the I-message a failure? What did it do anyway?</w:t>
+    </w:p>
+    <w:p>
+      <w:pPr>
+        <w:numPr>
+          <w:ilvl w:val="0"/>
+          <w:numId w:val="1005"/>
+        </w:numPr>
+        <w:pStyle w:val="Compact"/>
+      </w:pPr>
+      <w:r>
+        <w:t xml:space="preserve">If you say a perfect I-message and the other person still yells, was the I-message a failure? What did it do anyway?</w:t>
       </w:r>
     </w:p>
     <w:p>
@@ -1337,7 +1391,7 @@
       <w:pPr>
         <w:numPr>
           <w:ilvl w:val="0"/>
-          <w:numId w:val="1003"/>
+          <w:numId w:val="1006"/>
         </w:numPr>
         <w:pStyle w:val="Compact"/>
       </w:pPr>
@@ -1349,7 +1403,7 @@
       <w:pPr>
         <w:numPr>
           <w:ilvl w:val="0"/>
-          <w:numId w:val="1003"/>
+          <w:numId w:val="1006"/>
         </w:numPr>
         <w:pStyle w:val="Compact"/>
       </w:pPr>
@@ -1361,7 +1415,7 @@
       <w:pPr>
         <w:numPr>
           <w:ilvl w:val="0"/>
-          <w:numId w:val="1003"/>
+          <w:numId w:val="1006"/>
         </w:numPr>
         <w:pStyle w:val="Compact"/>
       </w:pPr>
@@ -1391,7 +1445,7 @@
       <w:pPr>
         <w:numPr>
           <w:ilvl w:val="0"/>
-          <w:numId w:val="1003"/>
+          <w:numId w:val="1006"/>
         </w:numPr>
         <w:pStyle w:val="Compact"/>
       </w:pPr>
@@ -1421,7 +1475,7 @@
       <w:pPr>
         <w:numPr>
           <w:ilvl w:val="0"/>
-          <w:numId w:val="1003"/>
+          <w:numId w:val="1006"/>
         </w:numPr>
         <w:pStyle w:val="Compact"/>
       </w:pPr>
@@ -1433,7 +1487,7 @@
       <w:pPr>
         <w:numPr>
           <w:ilvl w:val="0"/>
-          <w:numId w:val="1003"/>
+          <w:numId w:val="1006"/>
         </w:numPr>
         <w:pStyle w:val="Compact"/>
       </w:pPr>
@@ -1802,7 +1856,7 @@
       <w:pPr>
         <w:numPr>
           <w:ilvl w:val="0"/>
-          <w:numId w:val="1004"/>
+          <w:numId w:val="1007"/>
         </w:numPr>
         <w:pStyle w:val="Compact"/>
       </w:pPr>
@@ -1826,7 +1880,7 @@
       <w:pPr>
         <w:numPr>
           <w:ilvl w:val="0"/>
-          <w:numId w:val="1004"/>
+          <w:numId w:val="1007"/>
         </w:numPr>
         <w:pStyle w:val="Compact"/>
       </w:pPr>
@@ -1838,7 +1892,7 @@
       <w:pPr>
         <w:numPr>
           <w:ilvl w:val="0"/>
-          <w:numId w:val="1004"/>
+          <w:numId w:val="1007"/>
         </w:numPr>
         <w:pStyle w:val="Compact"/>
       </w:pPr>
@@ -1871,7 +1925,7 @@
       <w:pPr>
         <w:numPr>
           <w:ilvl w:val="0"/>
-          <w:numId w:val="1004"/>
+          <w:numId w:val="1007"/>
         </w:numPr>
         <w:pStyle w:val="Compact"/>
       </w:pPr>
@@ -1883,7 +1937,7 @@
       <w:pPr>
         <w:numPr>
           <w:ilvl w:val="0"/>
-          <w:numId w:val="1004"/>
+          <w:numId w:val="1007"/>
         </w:numPr>
         <w:pStyle w:val="Compact"/>
       </w:pPr>
@@ -1923,7 +1977,7 @@
       <w:pPr>
         <w:numPr>
           <w:ilvl w:val="0"/>
-          <w:numId w:val="1005"/>
+          <w:numId w:val="1008"/>
         </w:numPr>
         <w:pStyle w:val="Compact"/>
       </w:pPr>
@@ -1953,7 +2007,7 @@
       <w:pPr>
         <w:numPr>
           <w:ilvl w:val="0"/>
-          <w:numId w:val="1005"/>
+          <w:numId w:val="1008"/>
         </w:numPr>
         <w:pStyle w:val="Compact"/>
       </w:pPr>
@@ -2001,7 +2055,7 @@
       <w:pPr>
         <w:numPr>
           <w:ilvl w:val="0"/>
-          <w:numId w:val="1005"/>
+          <w:numId w:val="1008"/>
         </w:numPr>
         <w:pStyle w:val="Compact"/>
       </w:pPr>
@@ -2049,7 +2103,7 @@
       <w:pPr>
         <w:numPr>
           <w:ilvl w:val="0"/>
-          <w:numId w:val="1005"/>
+          <w:numId w:val="1008"/>
         </w:numPr>
         <w:pStyle w:val="Compact"/>
       </w:pPr>
@@ -2061,7 +2115,7 @@
       <w:pPr>
         <w:numPr>
           <w:ilvl w:val="0"/>
-          <w:numId w:val="1005"/>
+          <w:numId w:val="1008"/>
         </w:numPr>
         <w:pStyle w:val="Compact"/>
       </w:pPr>
@@ -2393,6 +2447,118 @@
       </w:pPr>
     </w:lvl>
   </w:abstractNum>
+  <w:abstractNum w:abstractNumId="99411">
+    <w:nsid w:val="71315dca"/>
+    <w:multiLevelType w:val="multilevel"/>
+    <w:lvl w:ilvl="0">
+      <w:start w:val="1"/>
+      <w:numFmt w:val="decimal"/>
+      <w:lvlText w:val="%1."/>
+      <w:lvlJc w:val="left"/>
+      <w:pPr>
+        <w:tabs>
+          <w:tab w:val="num" w:pos="0"/>
+        </w:tabs>
+        <w:ind w:left="480" w:hanging="480"/>
+      </w:pPr>
+    </w:lvl>
+    <w:lvl w:ilvl="1">
+      <w:start w:val="1"/>
+      <w:numFmt w:val="decimal"/>
+      <w:lvlText w:val="%2."/>
+      <w:lvlJc w:val="left"/>
+      <w:pPr>
+        <w:tabs>
+          <w:tab w:val="num" w:pos="720"/>
+        </w:tabs>
+        <w:ind w:left="1200" w:hanging="480"/>
+      </w:pPr>
+    </w:lvl>
+    <w:lvl w:ilvl="2">
+      <w:start w:val="1"/>
+      <w:numFmt w:val="decimal"/>
+      <w:lvlText w:val="%3."/>
+      <w:lvlJc w:val="left"/>
+      <w:pPr>
+        <w:tabs>
+          <w:tab w:val="num" w:pos="1440"/>
+        </w:tabs>
+        <w:ind w:left="1920" w:hanging="480"/>
+      </w:pPr>
+    </w:lvl>
+    <w:lvl w:ilvl="3">
+      <w:start w:val="1"/>
+      <w:numFmt w:val="decimal"/>
+      <w:lvlText w:val="%4."/>
+      <w:lvlJc w:val="left"/>
+      <w:pPr>
+        <w:tabs>
+          <w:tab w:val="num" w:pos="2160"/>
+        </w:tabs>
+        <w:ind w:left="2640" w:hanging="480"/>
+      </w:pPr>
+    </w:lvl>
+    <w:lvl w:ilvl="4">
+      <w:start w:val="1"/>
+      <w:numFmt w:val="decimal"/>
+      <w:lvlText w:val="%5."/>
+      <w:lvlJc w:val="left"/>
+      <w:pPr>
+        <w:tabs>
+          <w:tab w:val="num" w:pos="2880"/>
+        </w:tabs>
+        <w:ind w:left="3360" w:hanging="480"/>
+      </w:pPr>
+    </w:lvl>
+    <w:lvl w:ilvl="5">
+      <w:start w:val="1"/>
+      <w:numFmt w:val="decimal"/>
+      <w:lvlText w:val="%6."/>
+      <w:lvlJc w:val="left"/>
+      <w:pPr>
+        <w:tabs>
+          <w:tab w:val="num" w:pos="3600"/>
+        </w:tabs>
+        <w:ind w:left="4080" w:hanging="480"/>
+      </w:pPr>
+    </w:lvl>
+    <w:lvl w:ilvl="6">
+      <w:start w:val="1"/>
+      <w:numFmt w:val="decimal"/>
+      <w:lvlText w:val="%7."/>
+      <w:lvlJc w:val="left"/>
+      <w:pPr>
+        <w:tabs>
+          <w:tab w:val="num" w:pos="4320"/>
+        </w:tabs>
+        <w:ind w:left="4800" w:hanging="480"/>
+      </w:pPr>
+    </w:lvl>
+    <w:lvl w:ilvl="7">
+      <w:start w:val="1"/>
+      <w:numFmt w:val="decimal"/>
+      <w:lvlText w:val="%8."/>
+      <w:lvlJc w:val="left"/>
+      <w:pPr>
+        <w:tabs>
+          <w:tab w:val="num" w:pos="5040"/>
+        </w:tabs>
+        <w:ind w:left="5520" w:hanging="480"/>
+      </w:pPr>
+    </w:lvl>
+    <w:lvl w:ilvl="8">
+      <w:start w:val="1"/>
+      <w:numFmt w:val="decimal"/>
+      <w:lvlText w:val="%9."/>
+      <w:lvlJc w:val="left"/>
+      <w:pPr>
+        <w:tabs>
+          <w:tab w:val="num" w:pos="5760"/>
+        </w:tabs>
+        <w:ind w:left="6240" w:hanging="480"/>
+      </w:pPr>
+    </w:lvl>
+  </w:abstractNum>
   <w:num w:numId="1000">
     <w:abstractNumId w:val="990"/>
   </w:num>
@@ -2400,7 +2566,34 @@
     <w:abstractNumId w:val="991"/>
   </w:num>
   <w:num w:numId="1002">
-    <w:abstractNumId w:val="991"/>
+    <w:abstractNumId w:val="99411"/>
+    <w:lvlOverride w:ilvl="0">
+      <w:startOverride w:val="1"/>
+    </w:lvlOverride>
+    <w:lvlOverride w:ilvl="1">
+      <w:startOverride w:val="1"/>
+    </w:lvlOverride>
+    <w:lvlOverride w:ilvl="2">
+      <w:startOverride w:val="1"/>
+    </w:lvlOverride>
+    <w:lvlOverride w:ilvl="3">
+      <w:startOverride w:val="1"/>
+    </w:lvlOverride>
+    <w:lvlOverride w:ilvl="4">
+      <w:startOverride w:val="1"/>
+    </w:lvlOverride>
+    <w:lvlOverride w:ilvl="5">
+      <w:startOverride w:val="1"/>
+    </w:lvlOverride>
+    <w:lvlOverride w:ilvl="6">
+      <w:startOverride w:val="1"/>
+    </w:lvlOverride>
+    <w:lvlOverride w:ilvl="7">
+      <w:startOverride w:val="1"/>
+    </w:lvlOverride>
+    <w:lvlOverride w:ilvl="8">
+      <w:startOverride w:val="1"/>
+    </w:lvlOverride>
   </w:num>
   <w:num w:numId="1003">
     <w:abstractNumId w:val="991"/>
@@ -2409,6 +2602,15 @@
     <w:abstractNumId w:val="991"/>
   </w:num>
   <w:num w:numId="1005">
+    <w:abstractNumId w:val="991"/>
+  </w:num>
+  <w:num w:numId="1006">
+    <w:abstractNumId w:val="991"/>
+  </w:num>
+  <w:num w:numId="1007">
+    <w:abstractNumId w:val="991"/>
+  </w:num>
+  <w:num w:numId="1008">
     <w:abstractNumId w:val="991"/>
   </w:num>
 </w:numbering>

--- a/downloads/teacher/04 Units/Unit 03 - Human Development and Relationships - Growing Up, Getting Along/Lesson 03.10 - Listening and I-Messages.docx
+++ b/downloads/teacher/04 Units/Unit 03 - Human Development and Relationships - Growing Up, Getting Along/Lesson 03.10 - Listening and I-Messages.docx
@@ -1396,7 +1396,7 @@
         <w:pStyle w:val="Compact"/>
       </w:pPr>
       <w:r>
-        <w:t xml:space="preserve">ELL: the four listening moves have an icon each on the slides (an eye, a body turned, a speech bubble with an arrow back, a question mark) and the same icons on the handout; the I-message frame is printed with the four blanks in Turkish, Portuguese, and Spanish on the handout (marked [check with a native speaker]); Draw/See/Hear can be played in a shared home language for the first round; sentence starter for the restate move: "So you are saying ___."</w:t>
+        <w:t xml:space="preserve">ELL: the four listening moves have an icon each on the slides (an eye, a body turned, a speech bubble with an arrow back, a question mark) and the same icons on the handout; the I-message frame is printed with the four blanks in Turkish, Portuguese, and Spanish on the handout (to be verified by a native speaker); Draw/See/Hear can be played in a shared home language for the first round; sentence starter for the restate move: "So you are saying ___."</w:t>
       </w:r>
     </w:p>
     <w:p>
@@ -1832,15 +1832,6 @@
       <w:r>
         <w:t xml:space="preserve">Inside the building: the ELA teacher, who teaches speaking and listening standards, could use the same four listening moves during literature circles so students hear one language in two rooms. The counselor’s office can post the I-message frame; students who already know it from FACS can use it in a mediation.</w:t>
       </w:r>
-      <w:r>
-        <w:t xml:space="preserve"> </w:t>
-      </w:r>
-      <w:r>
-        <w:rPr>
-          <w:rStyle w:val="TeacherNote"/>
-        </w:rPr>
-        <w:t xml:space="preserve">[Sal: give the counselor a copy of the handout.]</w:t>
-      </w:r>
     </w:p>
     <w:p>
       <w:pPr>
@@ -1911,15 +1902,6 @@
       <w:r>
         <w:t xml:space="preserve">, section 2.</w:t>
       </w:r>
-      <w:r>
-        <w:t xml:space="preserve"> </w:t>
-      </w:r>
-      <w:r>
-        <w:rPr>
-          <w:rStyle w:val="TeacherNote"/>
-        </w:rPr>
-        <w:t xml:space="preserve">[Sal: confirm against the NYSED PDF.]</w:t>
-      </w:r>
     </w:p>
     <w:p>
       <w:pPr>
@@ -1942,7 +1924,7 @@
         <w:pStyle w:val="Compact"/>
       </w:pPr>
       <w:r>
-        <w:t xml:space="preserve">Sal’s own materials: the Draw/See/Hear game as written up in Lesson 0.2 (</w:t>
+        <w:t xml:space="preserve">My own materials: the Draw/See/Hear game as written up in Lesson 0.2 (</w:t>
       </w:r>
       <w:r>
         <w:rPr>
@@ -1951,16 +1933,7 @@
         <w:t xml:space="preserve">Handout 00.02 - Draw See Hear Picture Cards and Room Map.md</w:t>
       </w:r>
       <w:r>
-        <w:t xml:space="preserve">); his Brentwood Communication Styles packet (</w:t>
-      </w:r>
-      <w:r>
-        <w:rPr>
-          <w:rStyle w:val="VerbatimChar"/>
-        </w:rPr>
-        <w:t xml:space="preserve">education_teachingwork_communication_styles_2026_04.docx</w:t>
-      </w:r>
-      <w:r>
-        <w:t xml:space="preserve">) for the assertive, passive, and aggressive vocabulary and the listening-as-communication idea, rewritten here without the personal branding frame.</w:t>
+        <w:t xml:space="preserve">); my Communication Styles packet for the assertive, passive, and aggressive vocabulary and the listening-as-communication idea, rewritten here without the personal branding frame.</w:t>
       </w:r>
     </w:p>
     <w:p>
@@ -2109,57 +2082,6 @@
       </w:pPr>
       <w:r>
         <w:t xml:space="preserve">The Draw/See/Hear twist (no questions for 45 seconds) is new; the Unit 0 version let drawers ask from the start. Students who played it in September will notice the difference, which is the point.</w:t>
-      </w:r>
-    </w:p>
-    <w:p>
-      <w:pPr>
-        <w:numPr>
-          <w:ilvl w:val="0"/>
-          <w:numId w:val="1008"/>
-        </w:numPr>
-        <w:pStyle w:val="Compact"/>
-      </w:pPr>
-      <w:r>
-        <w:rPr>
-          <w:rStyle w:val="TeacherNote"/>
-        </w:rPr>
-        <w:t xml:space="preserve">[Sal: your Brentwood Communication Styles packet used four fictional friends with four styles. If you want the styles named (assertive, passive, aggressive), put them on one slide at the end of Step 3 as</w:t>
-      </w:r>
-      <w:r>
-        <w:rPr>
-          <w:rStyle w:val="TeacherNote"/>
-        </w:rPr>
-        <w:t xml:space="preserve"> </w:t>
-      </w:r>
-      <w:r>
-        <w:rPr>
-          <w:rStyle w:val="TeacherNote"/>
-        </w:rPr>
-        <w:t xml:space="preserve">“</w:t>
-      </w:r>
-      <w:r>
-        <w:rPr>
-          <w:rStyle w:val="TeacherNote"/>
-        </w:rPr>
-        <w:t xml:space="preserve">an I-message is the assertive choice.</w:t>
-      </w:r>
-      <w:r>
-        <w:rPr>
-          <w:rStyle w:val="TeacherNote"/>
-        </w:rPr>
-        <w:t xml:space="preserve">”</w:t>
-      </w:r>
-      <w:r>
-        <w:rPr>
-          <w:rStyle w:val="TeacherNote"/>
-        </w:rPr>
-        <w:t xml:space="preserve"> </w:t>
-      </w:r>
-      <w:r>
-        <w:rPr>
-          <w:rStyle w:val="TeacherNote"/>
-        </w:rPr>
-        <w:t xml:space="preserve">Keep it to one slide; Lesson 3.13 comes back to saying no assertively.]</w:t>
       </w:r>
     </w:p>
     <w:sectPr>
